--- a/extension_ecp/input_samples/Пример акта.docx
+++ b/extension_ecp/input_samples/Пример акта.docx
@@ -11,6 +11,30 @@
           <w:spacing w:val="-10"/>
         </w:rPr>
         <w:t>Акт</w:t>
+      </w:r>
+      <w:r>
+        <w:rPr>
+          <w:spacing w:val="-10"/>
+        </w:rPr>
+        <w:t xml:space="preserve"> № </w:t>
+      </w:r>
+      <w:r>
+        <w:rPr>
+          <w:spacing w:val="-10"/>
+        </w:rPr>
+        <w:t>&lt;</w:t>
+      </w:r>
+      <w:r>
+        <w:rPr>
+          <w:spacing w:val="-6"/>
+        </w:rPr>
+        <w:t>Порядковый номер</w:t>
+      </w:r>
+      <w:r>
+        <w:rPr>
+          <w:spacing w:val="-10"/>
+        </w:rPr>
+        <w:t>&gt;</w:t>
       </w:r>
       <w:r>
         <w:rPr>
@@ -123,7 +147,7 @@
           </mc:Choice>
           <mc:Fallback>
             <w:pict>
-              <v:shape w14:anchorId="2D7B35ED" id="Graphic 1" o:spid="_x0000_s1026" style="position:absolute;margin-left:43.9pt;margin-top:3.35pt;width:491.05pt;height:.1pt;z-index:-15728640;visibility:visible;mso-wrap-style:square;mso-wrap-distance-left:0;mso-wrap-distance-top:0;mso-wrap-distance-right:0;mso-wrap-distance-bottom:0;mso-position-horizontal:absolute;mso-position-horizontal-relative:page;mso-position-vertical:absolute;mso-position-vertical-relative:text;v-text-anchor:top" coordsize="6236335,1270" o:gfxdata="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" path="m,l6236208,e" filled="f" strokecolor="#333" strokeweight="1.5pt">
+              <v:shape w14:anchorId="638C4F9B" id="Graphic 1" o:spid="_x0000_s1026" style="position:absolute;margin-left:43.9pt;margin-top:3.35pt;width:491.05pt;height:.1pt;z-index:-15728640;visibility:visible;mso-wrap-style:square;mso-wrap-distance-left:0;mso-wrap-distance-top:0;mso-wrap-distance-right:0;mso-wrap-distance-bottom:0;mso-position-horizontal:absolute;mso-position-horizontal-relative:page;mso-position-vertical:absolute;mso-position-vertical-relative:text;v-text-anchor:top" coordsize="6236335,1270" o:gfxdata="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" path="m,l6236208,e" filled="f" strokecolor="#333" strokeweight="1.5pt">
                 <v:path arrowok="t"/>
                 <w10:wrap type="topAndBottom" anchorx="page"/>
               </v:shape>
@@ -178,7 +202,31 @@
         <w:rPr>
           <w:spacing w:val="-2"/>
         </w:rPr>
-        <w:t>ИНН 507501320569,</w:t>
+        <w:t xml:space="preserve">ИНН </w:t>
+      </w:r>
+      <w:r>
+        <w:rPr>
+          <w:spacing w:val="-2"/>
+        </w:rPr>
+        <w:t>&lt;</w:t>
+      </w:r>
+      <w:r>
+        <w:rPr>
+          <w:spacing w:val="-2"/>
+        </w:rPr>
+        <w:t>ИНН исполнителя</w:t>
+      </w:r>
+      <w:r>
+        <w:rPr>
+          <w:spacing w:val="-2"/>
+        </w:rPr>
+        <w:t>&gt;</w:t>
+      </w:r>
+      <w:r>
+        <w:rPr>
+          <w:spacing w:val="-2"/>
+        </w:rPr>
+        <w:t>,</w:t>
       </w:r>
       <w:r>
         <w:rPr>
@@ -202,21 +250,7 @@
         <w:rPr>
           <w:spacing w:val="-2"/>
         </w:rPr>
-        <w:t xml:space="preserve">Московская </w:t>
-      </w:r>
-      <w:proofErr w:type="spellStart"/>
-      <w:r>
-        <w:rPr>
-          <w:spacing w:val="-2"/>
-        </w:rPr>
-        <w:t>обл</w:t>
-      </w:r>
-      <w:proofErr w:type="spellEnd"/>
-      <w:r>
-        <w:rPr>
-          <w:spacing w:val="-2"/>
-        </w:rPr>
-        <w:t>,</w:t>
+        <w:t>Московская обл,</w:t>
       </w:r>
       <w:r>
         <w:rPr>
@@ -236,14 +270,12 @@
         </w:rPr>
         <w:t xml:space="preserve"> </w:t>
       </w:r>
-      <w:proofErr w:type="spellStart"/>
       <w:r>
         <w:rPr>
           <w:spacing w:val="-5"/>
         </w:rPr>
         <w:t>рп</w:t>
       </w:r>
-      <w:proofErr w:type="spellEnd"/>
     </w:p>
     <w:p>
       <w:pPr>
@@ -283,14 +315,12 @@
         </w:rPr>
         <w:t xml:space="preserve"> </w:t>
       </w:r>
-      <w:proofErr w:type="spellStart"/>
       <w:r>
         <w:rPr>
           <w:spacing w:val="-2"/>
         </w:rPr>
         <w:t>ул</w:t>
       </w:r>
-      <w:proofErr w:type="spellEnd"/>
       <w:r>
         <w:rPr>
           <w:spacing w:val="-4"/>
@@ -377,6 +407,27 @@
       </w:r>
       <w:r>
         <w:rPr>
+          <w:spacing w:val="-2"/>
+        </w:rPr>
+        <w:t xml:space="preserve"> </w:t>
+      </w:r>
+      <w:r>
+        <w:t xml:space="preserve">&lt;Расчетный счёт </w:t>
+      </w:r>
+      <w:r>
+        <w:t>исполнителя</w:t>
+      </w:r>
+      <w:r>
+        <w:t>&gt;</w:t>
+      </w:r>
+      <w:r>
+        <w:rPr>
+          <w:spacing w:val="-2"/>
+        </w:rPr>
+        <w:t>,</w:t>
+      </w:r>
+      <w:r>
+        <w:rPr>
           <w:spacing w:val="-4"/>
         </w:rPr>
         <w:t xml:space="preserve"> </w:t>
@@ -385,22 +436,31 @@
         <w:rPr>
           <w:spacing w:val="-2"/>
         </w:rPr>
-        <w:t>40802810938000059729,</w:t>
-      </w:r>
-      <w:r>
-        <w:rPr>
-          <w:spacing w:val="-4"/>
-        </w:rPr>
-        <w:t xml:space="preserve"> </w:t>
-      </w:r>
-      <w:r>
-        <w:rPr>
-          <w:spacing w:val="-2"/>
-        </w:rPr>
         <w:t xml:space="preserve">в </w:t>
       </w:r>
       <w:r>
-        <w:t>банке ПАО Сбербанк, БИК 044525225, к/с 30101810400000000225</w:t>
+        <w:t xml:space="preserve">банке ПАО Сбербанк, БИК </w:t>
+      </w:r>
+      <w:r>
+        <w:t xml:space="preserve">&lt;БИК банка </w:t>
+      </w:r>
+      <w:r>
+        <w:t>исполнителя</w:t>
+      </w:r>
+      <w:r>
+        <w:t>&gt;</w:t>
+      </w:r>
+      <w:r>
+        <w:t xml:space="preserve">, к/с </w:t>
+      </w:r>
+      <w:r>
+        <w:t xml:space="preserve">&lt;Корреспондентский счет </w:t>
+      </w:r>
+      <w:r>
+        <w:t>исполнителя</w:t>
+      </w:r>
+      <w:r>
+        <w:t>&gt;</w:t>
       </w:r>
     </w:p>
     <w:p>
@@ -992,7 +1052,6 @@
                 <w:sz w:val="16"/>
               </w:rPr>
             </w:pPr>
-            <w:proofErr w:type="spellStart"/>
             <w:r>
               <w:rPr>
                 <w:spacing w:val="-5"/>
@@ -1000,7 +1059,6 @@
               </w:rPr>
               <w:t>усл</w:t>
             </w:r>
-            <w:proofErr w:type="spellEnd"/>
           </w:p>
         </w:tc>
         <w:tc>
@@ -1920,7 +1978,7 @@
           </mc:Choice>
           <mc:Fallback>
             <w:pict>
-              <v:shape w14:anchorId="1EB0E795" id="Graphic 2" o:spid="_x0000_s1026" style="position:absolute;margin-left:43.9pt;margin-top:8.3pt;width:506.8pt;height:.1pt;z-index:-15728128;visibility:visible;mso-wrap-style:square;mso-wrap-distance-left:0;mso-wrap-distance-top:0;mso-wrap-distance-right:0;mso-wrap-distance-bottom:0;mso-position-horizontal:absolute;mso-position-horizontal-relative:page;mso-position-vertical:absolute;mso-position-vertical-relative:text;v-text-anchor:top" coordsize="6436360,1270" o:gfxdata="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" path="m,l201167,em201167,l400812,em400812,l600456,em600456,l835152,em835152,r199644,em1034796,r201168,em1235964,r199644,em1435608,r199644,em1635252,r199644,em1834896,r201168,em2036064,r199644,em2235708,r199644,em2435352,r199644,em2634996,r201168,em2836164,r199643,em3035807,r199645,em3235452,r199643,em3435095,r201169,em3636264,r199643,em3835907,r199645,em4035552,r199643,em4235195,r201169,em4436364,r199644,em4636008,r199644,em4835652,r199643,em5035295,r201169,em5236464,r199644,em5436108,r199644,em5635752,r199643,em5835395,r201169,em6036564,r199644,em6236208,r199643,e" filled="f" strokecolor="#333" strokeweight="1.5pt">
+              <v:shape w14:anchorId="50055D64" id="Graphic 2" o:spid="_x0000_s1026" style="position:absolute;margin-left:43.9pt;margin-top:8.3pt;width:506.8pt;height:.1pt;z-index:-15728128;visibility:visible;mso-wrap-style:square;mso-wrap-distance-left:0;mso-wrap-distance-top:0;mso-wrap-distance-right:0;mso-wrap-distance-bottom:0;mso-position-horizontal:absolute;mso-position-horizontal-relative:page;mso-position-vertical:absolute;mso-position-vertical-relative:text;v-text-anchor:top" coordsize="6436360,1270" o:gfxdata="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" path="m,l201167,em201167,l400812,em400812,l600456,em600456,l835152,em835152,r199644,em1034796,r201168,em1235964,r199644,em1435608,r199644,em1635252,r199644,em1834896,r201168,em2036064,r199644,em2235708,r199644,em2435352,r199644,em2634996,r201168,em2836164,r199643,em3035807,r199645,em3235452,r199643,em3435095,r201169,em3636264,r199643,em3835907,r199645,em4035552,r199643,em4235195,r201169,em4436364,r199644,em4636008,r199644,em4835652,r199643,em5035295,r201169,em5236464,r199644,em5436108,r199644,em5635752,r199643,em5835395,r201169,em6036564,r199644,em6236208,r199643,e" filled="f" strokecolor="#333" strokeweight="1.5pt">
                 <v:path arrowok="t"/>
                 <w10:wrap type="topAndBottom" anchorx="page"/>
               </v:shape>
@@ -2287,7 +2345,7 @@
           </mc:Choice>
           <mc:Fallback>
             <w:pict>
-              <v:shape w14:anchorId="19DF5E70" id="Graphic 3" o:spid="_x0000_s1026" style="position:absolute;margin-left:43.9pt;margin-top:19.95pt;width:254.8pt;height:.1pt;z-index:-15727616;visibility:visible;mso-wrap-style:square;mso-wrap-distance-left:0;mso-wrap-distance-top:0;mso-wrap-distance-right:0;mso-wrap-distance-bottom:0;mso-position-horizontal:absolute;mso-position-horizontal-relative:page;mso-position-vertical:absolute;mso-position-vertical-relative:text;v-text-anchor:top" coordsize="3235960,1270" o:gfxdata="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" path="m,l201167,em201167,l400812,em400812,l600456,em600456,l835152,em835152,r199644,em1034796,r201168,em1235964,r199644,em1435608,r199644,em1635252,r199644,em1834896,r201168,em2036064,r199644,em2235708,r199644,em2435352,r199644,em2634996,r201168,em2836164,r199643,em3035807,r199645,e" filled="f" strokecolor="#333">
+              <v:shape w14:anchorId="5F62B79D" id="Graphic 3" o:spid="_x0000_s1026" style="position:absolute;margin-left:43.9pt;margin-top:19.95pt;width:254.8pt;height:.1pt;z-index:-15727616;visibility:visible;mso-wrap-style:square;mso-wrap-distance-left:0;mso-wrap-distance-top:0;mso-wrap-distance-right:0;mso-wrap-distance-bottom:0;mso-position-horizontal:absolute;mso-position-horizontal-relative:page;mso-position-vertical:absolute;mso-position-vertical-relative:text;v-text-anchor:top" coordsize="3235960,1270" o:gfxdata="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" path="m,l201167,em201167,l400812,em400812,l600456,em600456,l835152,em835152,r199644,em1034796,r201168,em1235964,r199644,em1435608,r199644,em1635252,r199644,em1834896,r201168,em2036064,r199644,em2235708,r199644,em2435352,r199644,em2634996,r201168,em2836164,r199643,em3035807,r199645,e" filled="f" strokecolor="#333">
                 <v:path arrowok="t"/>
                 <w10:wrap type="topAndBottom" anchorx="page"/>
               </v:shape>
@@ -2465,7 +2523,7 @@
           </mc:Choice>
           <mc:Fallback>
             <w:pict>
-              <v:shape w14:anchorId="5C22EC09" id="Graphic 4" o:spid="_x0000_s1026" style="position:absolute;margin-left:345.95pt;margin-top:19.95pt;width:204.75pt;height:.1pt;z-index:-15727104;visibility:visible;mso-wrap-style:square;mso-wrap-distance-left:0;mso-wrap-distance-top:0;mso-wrap-distance-right:0;mso-wrap-distance-bottom:0;mso-position-horizontal:absolute;mso-position-horizontal-relative:page;mso-position-vertical:absolute;mso-position-vertical-relative:text;v-text-anchor:top" coordsize="2600325,1270" o:gfxdata="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" path="m,l199644,em199644,l399288,em399288,l600456,em600456,l800100,em800100,l999744,em999744,r199644,em1199388,r201168,em1400556,r199644,em1600200,r199644,em1799844,r199644,em1999488,r201168,em2200656,r199644,em2400300,r199643,e" filled="f" strokecolor="#333">
+              <v:shape w14:anchorId="01E818F2" id="Graphic 4" o:spid="_x0000_s1026" style="position:absolute;margin-left:345.95pt;margin-top:19.95pt;width:204.75pt;height:.1pt;z-index:-15727104;visibility:visible;mso-wrap-style:square;mso-wrap-distance-left:0;mso-wrap-distance-top:0;mso-wrap-distance-right:0;mso-wrap-distance-bottom:0;mso-position-horizontal:absolute;mso-position-horizontal-relative:page;mso-position-vertical:absolute;mso-position-vertical-relative:text;v-text-anchor:top" coordsize="2600325,1270" o:gfxdata="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" path="m,l199644,em199644,l399288,em399288,l600456,em600456,l800100,em800100,l999744,em999744,r199644,em1199388,r201168,em1400556,r199644,em1600200,r199644,em1799844,r199644,em1999488,r201168,em2200656,r199644,em2400300,r199643,e" filled="f" strokecolor="#333">
                 <v:path arrowok="t"/>
                 <w10:wrap type="topAndBottom" anchorx="page"/>
               </v:shape>
